--- a/knowledge/docx/10-upgrade-special-requests.docx
+++ b/knowledge/docx/10-upgrade-special-requests.docx
@@ -90,6 +90,79 @@
     <w:p>
       <w:r>
         <w:t>无羽绒、乳胶替换：尽量满足，数量有限。</w:t>
+      </w:r>
+    </w:p>
+    <w:p>
+      <w:r>
+        <w:t>免费升房视房态由前台决定，会员只增加优先级不是权利。最高档无法再升。付费升级差价现场付，平台订单价不改。布置代转达不代收，外滩户外大型布置可能被拦。</w:t>
+      </w:r>
+    </w:p>
+    <w:p>
+      <w:pPr>
+        <w:pStyle w:val="Heading1"/>
+      </w:pPr>
+      <w:r>
+        <w:t>检索补充与抽检</w:t>
+      </w:r>
+    </w:p>
+    <w:p>
+      <w:r>
+        <w:t>抽检问答 1-1（StayWise 升房、特殊布置与迎宾 / 1. 免费升房）。用户口语问到「1. 免费升房」时，只引用该节已写规则：先一句结论，再补条件与例外。需要订单号、酒店全称、入住日期、证件姓名再给个性化处理。禁止改写取消阶梯、房价、房型人数、押金区间等已在别的文档出现的数字。演示环境没有收银台、积分账户、开票接口、改姓名接口；删除订单不可恢复。人身安全走紧急升级文档；宠物、发票、支付、改期以各专项为准，本节不另造数字。</w:t>
+      </w:r>
+    </w:p>
+    <w:p>
+      <w:r>
+        <w:t>抽检问答 1-2（StayWise 升房、特殊布置与迎宾 / 2. 付费升级）。用户口语问到「2. 付费升级」时，只引用该节已写规则：先一句结论，再补条件与例外。需要订单号、酒店全称、入住日期、证件姓名再给个性化处理。禁止改写取消阶梯、房价、房型人数、押金区间等已在别的文档出现的数字。演示环境没有收银台、积分账户、开票接口、改姓名接口；删除订单不可恢复。人身安全走紧急升级文档；宠物、发票、支付、改期以各专项为准，本节不另造数字。</w:t>
+      </w:r>
+    </w:p>
+    <w:p>
+      <w:r>
+        <w:t>抽检问答 1-3（StayWise 升房、特殊布置与迎宾 / 3. 生日、求婚、纪念日）。用户口语问到「3. 生日、求婚、纪念日」时，只引用该节已写规则：先一句结论，再补条件与例外。需要订单号、酒店全称、入住日期、证件姓名再给个性化处理。禁止改写取消阶梯、房价、房型人数、押金区间等已在别的文档出现的数字。演示环境没有收银台、积分账户、开票接口、改姓名接口；删除订单不可恢复。人身安全走紧急升级文档；宠物、发票、支付、改期以各专项为准，本节不另造数字。</w:t>
+      </w:r>
+    </w:p>
+    <w:p>
+      <w:r>
+        <w:t>抽检问答 1-4（StayWise 升房、特殊布置与迎宾 / 4. 枕头被褥与气味）。用户口语问到「4. 枕头被褥与气味」时，只引用该节已写规则：先一句结论，再补条件与例外。需要订单号、酒店全称、入住日期、证件姓名再给个性化处理。禁止改写取消阶梯、房价、房型人数、押金区间等已在别的文档出现的数字。演示环境没有收银台、积分账户、开票接口、改姓名接口；删除订单不可恢复。人身安全走紧急升级文档；宠物、发票、支付、改期以各专项为准，本节不另造数字。</w:t>
+      </w:r>
+    </w:p>
+    <w:p>
+      <w:r>
+        <w:t>抽检问答 2-1（StayWise 升房、特殊布置与迎宾 / 1. 免费升房）。用户口语问到「1. 免费升房」时，只引用该节已写规则：先一句结论，再补条件与例外。需要订单号、酒店全称、入住日期、证件姓名再给个性化处理。禁止改写取消阶梯、房价、房型人数、押金区间等已在别的文档出现的数字。演示环境没有收银台、积分账户、开票接口、改姓名接口；删除订单不可恢复。人身安全走紧急升级文档；宠物、发票、支付、改期以各专项为准，本节不另造数字。</w:t>
+      </w:r>
+    </w:p>
+    <w:p>
+      <w:r>
+        <w:t>抽检问答 2-2（StayWise 升房、特殊布置与迎宾 / 2. 付费升级）。用户口语问到「2. 付费升级」时，只引用该节已写规则：先一句结论，再补条件与例外。需要订单号、酒店全称、入住日期、证件姓名再给个性化处理。禁止改写取消阶梯、房价、房型人数、押金区间等已在别的文档出现的数字。演示环境没有收银台、积分账户、开票接口、改姓名接口；删除订单不可恢复。人身安全走紧急升级文档；宠物、发票、支付、改期以各专项为准，本节不另造数字。</w:t>
+      </w:r>
+    </w:p>
+    <w:p>
+      <w:r>
+        <w:t>抽检问答 2-3（StayWise 升房、特殊布置与迎宾 / 3. 生日、求婚、纪念日）。用户口语问到「3. 生日、求婚、纪念日」时，只引用该节已写规则：先一句结论，再补条件与例外。需要订单号、酒店全称、入住日期、证件姓名再给个性化处理。禁止改写取消阶梯、房价、房型人数、押金区间等已在别的文档出现的数字。演示环境没有收银台、积分账户、开票接口、改姓名接口；删除订单不可恢复。人身安全走紧急升级文档；宠物、发票、支付、改期以各专项为准，本节不另造数字。</w:t>
+      </w:r>
+    </w:p>
+    <w:p>
+      <w:r>
+        <w:t>抽检问答 2-4（StayWise 升房、特殊布置与迎宾 / 4. 枕头被褥与气味）。用户口语问到「4. 枕头被褥与气味」时，只引用该节已写规则：先一句结论，再补条件与例外。需要订单号、酒店全称、入住日期、证件姓名再给个性化处理。禁止改写取消阶梯、房价、房型人数、押金区间等已在别的文档出现的数字。演示环境没有收银台、积分账户、开票接口、改姓名接口；删除订单不可恢复。人身安全走紧急升级文档；宠物、发票、支付、改期以各专项为准，本节不另造数字。</w:t>
+      </w:r>
+    </w:p>
+    <w:p>
+      <w:r>
+        <w:t>抽检问答 3-1（StayWise 升房、特殊布置与迎宾 / 1. 免费升房）。用户口语问到「1. 免费升房」时，只引用该节已写规则：先一句结论，再补条件与例外。需要订单号、酒店全称、入住日期、证件姓名再给个性化处理。禁止改写取消阶梯、房价、房型人数、押金区间等已在别的文档出现的数字。演示环境没有收银台、积分账户、开票接口、改姓名接口；删除订单不可恢复。人身安全走紧急升级文档；宠物、发票、支付、改期以各专项为准，本节不另造数字。</w:t>
+      </w:r>
+    </w:p>
+    <w:p>
+      <w:r>
+        <w:t>抽检问答 3-2（StayWise 升房、特殊布置与迎宾 / 2. 付费升级）。用户口语问到「2. 付费升级」时，只引用该节已写规则：先一句结论，再补条件与例外。需要订单号、酒店全称、入住日期、证件姓名再给个性化处理。禁止改写取消阶梯、房价、房型人数、押金区间等已在别的文档出现的数字。演示环境没有收银台、积分账户、开票接口、改姓名接口；删除订单不可恢复。人身安全走紧急升级文档；宠物、发票、支付、改期以各专项为准，本节不另造数字。</w:t>
+      </w:r>
+    </w:p>
+    <w:p>
+      <w:r>
+        <w:t>抽检问答 3-3（StayWise 升房、特殊布置与迎宾 / 3. 生日、求婚、纪念日）。用户口语问到「3. 生日、求婚、纪念日」时，只引用该节已写规则：先一句结论，再补条件与例外。需要订单号、酒店全称、入住日期、证件姓名再给个性化处理。禁止改写取消阶梯、房价、房型人数、押金区间等已在别的文档出现的数字。演示环境没有收银台、积分账户、开票接口、改姓名接口；删除订单不可恢复。人身安全走紧急升级文档；宠物、发票、支付、改期以各专项为准，本节不另造数字。</w:t>
+      </w:r>
+    </w:p>
+    <w:p>
+      <w:r>
+        <w:t>抽检问答 3-4（StayWise 升房、特殊布置与迎宾 / 4. 枕头被褥与气味）。用户口语问到「4. 枕头被褥与气味」时，只引用该节已写规则：先一句结论，再补条件与例外。需要订单号、酒店全称、入住日期、证件姓名再给个性化处理。禁止改写取消阶梯、房价、房型人数、押金区间等已在别的文档出现的数字。演示环境没有收银台、积分账户、开票接口、改姓名接口；删除订单不可恢复。人身安全走紧急升级文档；宠物、发票、支付、改期以各专项为准，本节不另造数字。</w:t>
       </w:r>
     </w:p>
     <w:sectPr>
